--- a/Coding 1 - year/Unit 4 - Loops and Iteration/Daily Lesson Plans/Word/Day 74.docx
+++ b/Coding 1 - year/Unit 4 - Loops and Iteration/Daily Lesson Plans/Word/Day 74.docx
@@ -50,12 +50,15 @@
               </w:rPr>
               <w:t xml:space="preserve">Coding I — Full Year</w:t>
             </w:r>
-          </w:p>
-          <w:p>
-            <w:pPr>
-              <w:spacing w:before="40"/>
-              <w:jc w:val="center"/>
-            </w:pPr>
+            <w:r>
+              <w:rPr>
+                <w:rFonts w:ascii="Arial" w:cs="Arial" w:eastAsia="Arial" w:hAnsi="Arial"/>
+                <w:sz w:val="16"/>
+                <w:szCs w:val="16"/>
+              </w:rPr>
+              <w:br/>
+              <w:t xml:space="preserve"/>
+            </w:r>
             <w:r>
               <w:rPr>
                 <w:rFonts w:ascii="Arial" w:cs="Arial" w:eastAsia="Arial" w:hAnsi="Arial"/>
@@ -83,7 +86,7 @@
           <w:rFonts w:ascii="Arial" w:cs="Arial" w:eastAsia="Arial" w:hAnsi="Arial"/>
           <w:b/>
           <w:bCs/>
-          <w:color w:val="1F3864"/>
+          <w:color w:val="2B5797"/>
           <w:sz w:val="32"/>
           <w:szCs w:val="32"/>
         </w:rPr>
@@ -261,9 +264,9 @@
               <w:right w:val="single" w:color="CCCCCC" w:sz="1"/>
             </w:tcBorders>
             <w:tcMar>
-              <w:top w:type="dxa" w:w="60"/>
+              <w:top w:type="dxa" w:w="80"/>
               <w:left w:type="dxa" w:w="120"/>
-              <w:bottom w:type="dxa" w:w="60"/>
+              <w:bottom w:type="dxa" w:w="80"/>
               <w:right w:type="dxa" w:w="120"/>
             </w:tcMar>
           </w:tcPr>
@@ -290,20 +293,213 @@
               <w:right w:val="single" w:color="CCCCCC" w:sz="1"/>
             </w:tcBorders>
             <w:tcMar>
-              <w:top w:type="dxa" w:w="60"/>
+              <w:top w:type="dxa" w:w="80"/>
               <w:left w:type="dxa" w:w="120"/>
-              <w:bottom w:type="dxa" w:w="60"/>
+              <w:bottom w:type="dxa" w:w="80"/>
               <w:right w:type="dxa" w:w="120"/>
             </w:tcMar>
           </w:tcPr>
           <w:p>
-            <w:r>
-              <w:rPr>
-                <w:rFonts w:ascii="Arial" w:cs="Arial" w:eastAsia="Arial" w:hAnsi="Arial"/>
-                <w:sz w:val="20"/>
-                <w:szCs w:val="20"/>
+            <w:pPr>
+              <w:spacing w:after="80" w:before="80"/>
+            </w:pPr>
+            <w:r>
+              <w:rPr>
+                <w:rFonts w:ascii="Arial" w:cs="Arial" w:eastAsia="Arial" w:hAnsi="Arial"/>
+                <w:b/>
+                <w:bCs/>
+                <w:i w:val="false"/>
+                <w:iCs w:val="false"/>
+                <w:color w:val="000000"/>
+                <w:sz w:val="22"/>
+                <w:szCs w:val="22"/>
               </w:rPr>
               <w:t xml:space="preserve">Bell Ringer / Review</w:t>
+            </w:r>
+            <w:r>
+              <w:rPr>
+                <w:rFonts w:ascii="Arial" w:cs="Arial" w:eastAsia="Arial" w:hAnsi="Arial"/>
+                <w:sz w:val="20"/>
+                <w:szCs w:val="20"/>
+              </w:rPr>
+              <w:br/>
+              <w:t xml:space="preserve"/>
+            </w:r>
+            <w:r>
+              <w:rPr>
+                <w:rFonts w:ascii="Arial" w:cs="Arial" w:eastAsia="Arial" w:hAnsi="Arial"/>
+                <w:sz w:val="20"/>
+                <w:szCs w:val="20"/>
+              </w:rPr>
+              <w:br/>
+              <w:t xml:space="preserve"/>
+            </w:r>
+            <w:r>
+              <w:rPr>
+                <w:rFonts w:ascii="Arial" w:cs="Arial" w:eastAsia="Arial" w:hAnsi="Arial"/>
+                <w:b/>
+                <w:bCs/>
+                <w:i w:val="false"/>
+                <w:iCs w:val="false"/>
+                <w:color w:val="000000"/>
+                <w:sz w:val="20"/>
+                <w:szCs w:val="20"/>
+              </w:rPr>
+              <w:t xml:space="preserve">Quick Write </w:t>
+            </w:r>
+            <w:r>
+              <w:rPr>
+                <w:rFonts w:ascii="Arial" w:cs="Arial" w:eastAsia="Arial" w:hAnsi="Arial"/>
+                <w:b w:val="false"/>
+                <w:bCs w:val="false"/>
+                <w:i w:val="false"/>
+                <w:iCs w:val="false"/>
+                <w:color w:val="000000"/>
+                <w:sz w:val="20"/>
+                <w:szCs w:val="20"/>
+              </w:rPr>
+              <w:t xml:space="preserve">(3 min — written or verbal):</w:t>
+            </w:r>
+            <w:r>
+              <w:rPr>
+                <w:rFonts w:ascii="Arial" w:cs="Arial" w:eastAsia="Arial" w:hAnsi="Arial"/>
+                <w:sz w:val="20"/>
+                <w:szCs w:val="20"/>
+              </w:rPr>
+              <w:br/>
+              <w:t xml:space="preserve"/>
+            </w:r>
+            <w:r>
+              <w:rPr>
+                <w:rFonts w:ascii="Arial" w:cs="Arial" w:eastAsia="Arial" w:hAnsi="Arial"/>
+                <w:b w:val="false"/>
+                <w:bCs w:val="false"/>
+                <w:i w:val="false"/>
+                <w:iCs w:val="false"/>
+                <w:color w:val="000000"/>
+                <w:sz w:val="20"/>
+                <w:szCs w:val="20"/>
+              </w:rPr>
+              <w:t xml:space="preserve">    What do you already know about how to write loops that repeatedly ask for input until the user provides valid data?</w:t>
+            </w:r>
+            <w:r>
+              <w:rPr>
+                <w:rFonts w:ascii="Arial" w:cs="Arial" w:eastAsia="Arial" w:hAnsi="Arial"/>
+                <w:sz w:val="20"/>
+                <w:szCs w:val="20"/>
+              </w:rPr>
+              <w:br/>
+              <w:t xml:space="preserve"/>
+            </w:r>
+            <w:r>
+              <w:rPr>
+                <w:rFonts w:ascii="Arial" w:cs="Arial" w:eastAsia="Arial" w:hAnsi="Arial"/>
+                <w:sz w:val="20"/>
+                <w:szCs w:val="20"/>
+              </w:rPr>
+              <w:br/>
+              <w:t xml:space="preserve"/>
+            </w:r>
+            <w:r>
+              <w:rPr>
+                <w:rFonts w:ascii="Arial" w:cs="Arial" w:eastAsia="Arial" w:hAnsi="Arial"/>
+                <w:b/>
+                <w:bCs/>
+                <w:i w:val="false"/>
+                <w:iCs w:val="false"/>
+                <w:color w:val="000000"/>
+                <w:sz w:val="20"/>
+                <w:szCs w:val="20"/>
+              </w:rPr>
+              <w:t xml:space="preserve">Vocabulary Preview — </w:t>
+            </w:r>
+            <w:r>
+              <w:rPr>
+                <w:rFonts w:ascii="Arial" w:cs="Arial" w:eastAsia="Arial" w:hAnsi="Arial"/>
+                <w:b w:val="false"/>
+                <w:bCs w:val="false"/>
+                <w:i w:val="false"/>
+                <w:iCs w:val="false"/>
+                <w:color w:val="000000"/>
+                <w:sz w:val="20"/>
+                <w:szCs w:val="20"/>
+              </w:rPr>
+              <w:t xml:space="preserve">terms we'll use today:</w:t>
+            </w:r>
+            <w:r>
+              <w:rPr>
+                <w:rFonts w:ascii="Arial" w:cs="Arial" w:eastAsia="Arial" w:hAnsi="Arial"/>
+                <w:sz w:val="20"/>
+                <w:szCs w:val="20"/>
+              </w:rPr>
+              <w:br/>
+              <w:t xml:space="preserve"/>
+            </w:r>
+            <w:r>
+              <w:rPr>
+                <w:rFonts w:ascii="Arial" w:cs="Arial" w:eastAsia="Arial" w:hAnsi="Arial"/>
+                <w:b w:val="false"/>
+                <w:bCs w:val="false"/>
+                <w:i w:val="false"/>
+                <w:iCs w:val="false"/>
+                <w:color w:val="000000"/>
+                <w:sz w:val="20"/>
+                <w:szCs w:val="20"/>
+              </w:rPr>
+              <w:t xml:space="preserve">    • Input validation   •   Types of validation   •   Range check   •   Type check   •   Pattern check   •   List check</w:t>
+            </w:r>
+            <w:r>
+              <w:rPr>
+                <w:rFonts w:ascii="Arial" w:cs="Arial" w:eastAsia="Arial" w:hAnsi="Arial"/>
+                <w:sz w:val="20"/>
+                <w:szCs w:val="20"/>
+              </w:rPr>
+              <w:br/>
+              <w:t xml:space="preserve"/>
+            </w:r>
+            <w:r>
+              <w:rPr>
+                <w:rFonts w:ascii="Arial" w:cs="Arial" w:eastAsia="Arial" w:hAnsi="Arial"/>
+                <w:sz w:val="20"/>
+                <w:szCs w:val="20"/>
+              </w:rPr>
+              <w:br/>
+              <w:t xml:space="preserve"/>
+            </w:r>
+            <w:r>
+              <w:rPr>
+                <w:rFonts w:ascii="Arial" w:cs="Arial" w:eastAsia="Arial" w:hAnsi="Arial"/>
+                <w:b w:val="false"/>
+                <w:bCs w:val="false"/>
+                <w:i/>
+                <w:iCs/>
+                <w:color w:val="444444"/>
+                <w:sz w:val="20"/>
+                <w:szCs w:val="20"/>
+              </w:rPr>
+              <w:t xml:space="preserve">Today's Goal: By the end of class you will be able to write loops that repeatedly ask for input until the user provides valid data.</w:t>
+            </w:r>
+            <w:r>
+              <w:rPr>
+                <w:rFonts w:ascii="Arial" w:cs="Arial" w:eastAsia="Arial" w:hAnsi="Arial"/>
+                <w:sz w:val="20"/>
+                <w:szCs w:val="20"/>
+              </w:rPr>
+              <w:br/>
+              <w:t xml:space="preserve"/>
+            </w:r>
+            <w:r>
+              <w:rPr>
+                <w:rFonts w:ascii="Arial" w:cs="Arial" w:eastAsia="Arial" w:hAnsi="Arial"/>
+                <w:b w:val="false"/>
+                <w:bCs w:val="false"/>
+                <w:i/>
+                <w:iCs/>
+                <w:color w:val="555555"/>
+                <w:sz w:val="20"/>
+                <w:szCs w:val="20"/>
+              </w:rPr>
+              <w:t xml:space="preserve">→ Pair-share your response, then 2–3 students share with the class.</w:t>
             </w:r>
           </w:p>
         </w:tc>
@@ -319,9 +515,9 @@
               <w:right w:val="single" w:color="CCCCCC" w:sz="1"/>
             </w:tcBorders>
             <w:tcMar>
-              <w:top w:type="dxa" w:w="60"/>
+              <w:top w:type="dxa" w:w="80"/>
               <w:left w:type="dxa" w:w="120"/>
-              <w:bottom w:type="dxa" w:w="60"/>
+              <w:bottom w:type="dxa" w:w="80"/>
               <w:right w:type="dxa" w:w="120"/>
             </w:tcMar>
           </w:tcPr>
@@ -348,20 +544,424 @@
               <w:right w:val="single" w:color="CCCCCC" w:sz="1"/>
             </w:tcBorders>
             <w:tcMar>
-              <w:top w:type="dxa" w:w="60"/>
+              <w:top w:type="dxa" w:w="80"/>
               <w:left w:type="dxa" w:w="120"/>
-              <w:bottom w:type="dxa" w:w="60"/>
+              <w:bottom w:type="dxa" w:w="80"/>
               <w:right w:type="dxa" w:w="120"/>
             </w:tcMar>
           </w:tcPr>
           <w:p>
-            <w:r>
-              <w:rPr>
-                <w:rFonts w:ascii="Arial" w:cs="Arial" w:eastAsia="Arial" w:hAnsi="Arial"/>
-                <w:sz w:val="20"/>
-                <w:szCs w:val="20"/>
-              </w:rPr>
-              <w:t xml:space="preserve">Mini Lesson: Input Validation Loops — Defensive Programming</w:t>
+            <w:pPr>
+              <w:spacing w:after="80" w:before="80"/>
+            </w:pPr>
+            <w:r>
+              <w:rPr>
+                <w:rFonts w:ascii="Arial" w:cs="Arial" w:eastAsia="Arial" w:hAnsi="Arial"/>
+                <w:b/>
+                <w:bCs/>
+                <w:i w:val="false"/>
+                <w:iCs w:val="false"/>
+                <w:color w:val="000000"/>
+                <w:sz w:val="22"/>
+                <w:szCs w:val="22"/>
+              </w:rPr>
+              <w:t xml:space="preserve">Mini Lesson: </w:t>
+            </w:r>
+            <w:r>
+              <w:rPr>
+                <w:rFonts w:ascii="Arial" w:cs="Arial" w:eastAsia="Arial" w:hAnsi="Arial"/>
+                <w:b w:val="false"/>
+                <w:bCs w:val="false"/>
+                <w:i w:val="false"/>
+                <w:iCs w:val="false"/>
+                <w:color w:val="000000"/>
+                <w:sz w:val="22"/>
+                <w:szCs w:val="22"/>
+              </w:rPr>
+              <w:t xml:space="preserve">Input Validation Loops — Defensive Programming</w:t>
+            </w:r>
+            <w:r>
+              <w:rPr>
+                <w:rFonts w:ascii="Arial" w:cs="Arial" w:eastAsia="Arial" w:hAnsi="Arial"/>
+                <w:sz w:val="20"/>
+                <w:szCs w:val="20"/>
+              </w:rPr>
+              <w:br/>
+              <w:t xml:space="preserve"/>
+            </w:r>
+            <w:r>
+              <w:rPr>
+                <w:rFonts w:ascii="Arial" w:cs="Arial" w:eastAsia="Arial" w:hAnsi="Arial"/>
+                <w:sz w:val="20"/>
+                <w:szCs w:val="20"/>
+              </w:rPr>
+              <w:br/>
+              <w:t xml:space="preserve"/>
+            </w:r>
+            <w:r>
+              <w:rPr>
+                <w:rFonts w:ascii="Arial" w:cs="Arial" w:eastAsia="Arial" w:hAnsi="Arial"/>
+                <w:b/>
+                <w:bCs/>
+                <w:i/>
+                <w:iCs/>
+                <w:color w:val="000000"/>
+                <w:sz w:val="20"/>
+                <w:szCs w:val="20"/>
+              </w:rPr>
+              <w:t xml:space="preserve">Learning Target: </w:t>
+            </w:r>
+            <w:r>
+              <w:rPr>
+                <w:rFonts w:ascii="Arial" w:cs="Arial" w:eastAsia="Arial" w:hAnsi="Arial"/>
+                <w:b w:val="false"/>
+                <w:bCs w:val="false"/>
+                <w:i/>
+                <w:iCs/>
+                <w:color w:val="333333"/>
+                <w:sz w:val="20"/>
+                <w:szCs w:val="20"/>
+              </w:rPr>
+              <w:t xml:space="preserve">I can write loops that repeatedly ask for input until the user provides valid data.</w:t>
+            </w:r>
+            <w:r>
+              <w:rPr>
+                <w:rFonts w:ascii="Arial" w:cs="Arial" w:eastAsia="Arial" w:hAnsi="Arial"/>
+                <w:sz w:val="20"/>
+                <w:szCs w:val="20"/>
+              </w:rPr>
+              <w:br/>
+              <w:t xml:space="preserve"/>
+            </w:r>
+            <w:r>
+              <w:rPr>
+                <w:rFonts w:ascii="Arial" w:cs="Arial" w:eastAsia="Arial" w:hAnsi="Arial"/>
+                <w:sz w:val="20"/>
+                <w:szCs w:val="20"/>
+              </w:rPr>
+              <w:br/>
+              <w:t xml:space="preserve"/>
+            </w:r>
+            <w:r>
+              <w:rPr>
+                <w:rFonts w:ascii="Arial" w:cs="Arial" w:eastAsia="Arial" w:hAnsi="Arial"/>
+                <w:b w:val="false"/>
+                <w:bCs w:val="false"/>
+                <w:i w:val="false"/>
+                <w:iCs w:val="false"/>
+                <w:color w:val="000000"/>
+                <w:sz w:val="20"/>
+                <w:szCs w:val="20"/>
+              </w:rPr>
+              <w:t xml:space="preserve">Input validation means checking that user input is acceptable before using it. Rather than crashing or producing wrong results when given bad input, a program should ask the user to try again.</w:t>
+            </w:r>
+            <w:r>
+              <w:rPr>
+                <w:rFonts w:ascii="Arial" w:cs="Arial" w:eastAsia="Arial" w:hAnsi="Arial"/>
+                <w:sz w:val="20"/>
+                <w:szCs w:val="20"/>
+              </w:rPr>
+              <w:br/>
+              <w:t xml:space="preserve"/>
+            </w:r>
+            <w:r>
+              <w:rPr>
+                <w:rFonts w:ascii="Arial" w:cs="Arial" w:eastAsia="Arial" w:hAnsi="Arial"/>
+                <w:sz w:val="20"/>
+                <w:szCs w:val="20"/>
+              </w:rPr>
+              <w:br/>
+              <w:t xml:space="preserve"/>
+            </w:r>
+            <w:r>
+              <w:rPr>
+                <w:rFonts w:ascii="Arial" w:cs="Arial" w:eastAsia="Arial" w:hAnsi="Arial"/>
+                <w:b/>
+                <w:bCs/>
+                <w:i w:val="false"/>
+                <w:iCs w:val="false"/>
+                <w:color w:val="000000"/>
+                <w:sz w:val="20"/>
+                <w:szCs w:val="20"/>
+              </w:rPr>
+              <w:t xml:space="preserve">Key Concepts:</w:t>
+            </w:r>
+            <w:r>
+              <w:rPr>
+                <w:rFonts w:ascii="Arial" w:cs="Arial" w:eastAsia="Arial" w:hAnsi="Arial"/>
+                <w:sz w:val="20"/>
+                <w:szCs w:val="20"/>
+              </w:rPr>
+              <w:br/>
+              <w:t xml:space="preserve"/>
+            </w:r>
+            <w:r>
+              <w:rPr>
+                <w:rFonts w:ascii="Arial" w:cs="Arial" w:eastAsia="Arial" w:hAnsi="Arial"/>
+                <w:b w:val="false"/>
+                <w:bCs w:val="false"/>
+                <w:i w:val="false"/>
+                <w:iCs w:val="false"/>
+                <w:color w:val="000000"/>
+                <w:sz w:val="20"/>
+                <w:szCs w:val="20"/>
+              </w:rPr>
+              <w:t xml:space="preserve">    • Range check: Is the value within acceptable bounds? (age 0–120, score 0–100)</w:t>
+            </w:r>
+            <w:r>
+              <w:rPr>
+                <w:rFonts w:ascii="Arial" w:cs="Arial" w:eastAsia="Arial" w:hAnsi="Arial"/>
+                <w:sz w:val="20"/>
+                <w:szCs w:val="20"/>
+              </w:rPr>
+              <w:br/>
+              <w:t xml:space="preserve"/>
+            </w:r>
+            <w:r>
+              <w:rPr>
+                <w:rFonts w:ascii="Arial" w:cs="Arial" w:eastAsia="Arial" w:hAnsi="Arial"/>
+                <w:b w:val="false"/>
+                <w:bCs w:val="false"/>
+                <w:i w:val="false"/>
+                <w:iCs w:val="false"/>
+                <w:color w:val="000000"/>
+                <w:sz w:val="20"/>
+                <w:szCs w:val="20"/>
+              </w:rPr>
+              <w:t xml:space="preserve">    • Type check: Can the string be converted to the right type? (is it a valid integer?)</w:t>
+            </w:r>
+            <w:r>
+              <w:rPr>
+                <w:rFonts w:ascii="Arial" w:cs="Arial" w:eastAsia="Arial" w:hAnsi="Arial"/>
+                <w:sz w:val="20"/>
+                <w:szCs w:val="20"/>
+              </w:rPr>
+              <w:br/>
+              <w:t xml:space="preserve"/>
+            </w:r>
+            <w:r>
+              <w:rPr>
+                <w:rFonts w:ascii="Arial" w:cs="Arial" w:eastAsia="Arial" w:hAnsi="Arial"/>
+                <w:b w:val="false"/>
+                <w:bCs w:val="false"/>
+                <w:i w:val="false"/>
+                <w:iCs w:val="false"/>
+                <w:color w:val="000000"/>
+                <w:sz w:val="20"/>
+                <w:szCs w:val="20"/>
+              </w:rPr>
+              <w:t xml:space="preserve">    • Pattern check: Does it match a required pattern? (email format, phone number)</w:t>
+            </w:r>
+            <w:r>
+              <w:rPr>
+                <w:rFonts w:ascii="Arial" w:cs="Arial" w:eastAsia="Arial" w:hAnsi="Arial"/>
+                <w:sz w:val="20"/>
+                <w:szCs w:val="20"/>
+              </w:rPr>
+              <w:br/>
+              <w:t xml:space="preserve"/>
+            </w:r>
+            <w:r>
+              <w:rPr>
+                <w:rFonts w:ascii="Arial" w:cs="Arial" w:eastAsia="Arial" w:hAnsi="Arial"/>
+                <w:b w:val="false"/>
+                <w:bCs w:val="false"/>
+                <w:i w:val="false"/>
+                <w:iCs w:val="false"/>
+                <w:color w:val="000000"/>
+                <w:sz w:val="20"/>
+                <w:szCs w:val="20"/>
+              </w:rPr>
+              <w:t xml:space="preserve">    • List check: Is it one of a set of options? (choice from 1–3, day of week)</w:t>
+            </w:r>
+            <w:r>
+              <w:rPr>
+                <w:rFonts w:ascii="Arial" w:cs="Arial" w:eastAsia="Arial" w:hAnsi="Arial"/>
+                <w:sz w:val="20"/>
+                <w:szCs w:val="20"/>
+              </w:rPr>
+              <w:br/>
+              <w:t xml:space="preserve"/>
+            </w:r>
+            <w:r>
+              <w:rPr>
+                <w:rFonts w:ascii="Arial" w:cs="Arial" w:eastAsia="Arial" w:hAnsi="Arial"/>
+                <w:b w:val="false"/>
+                <w:bCs w:val="false"/>
+                <w:i w:val="false"/>
+                <w:iCs w:val="false"/>
+                <w:color w:val="000000"/>
+                <w:sz w:val="20"/>
+                <w:szCs w:val="20"/>
+              </w:rPr>
+              <w:t xml:space="preserve">    • Program doesn't crash on bad input</w:t>
+            </w:r>
+            <w:r>
+              <w:rPr>
+                <w:rFonts w:ascii="Arial" w:cs="Arial" w:eastAsia="Arial" w:hAnsi="Arial"/>
+                <w:sz w:val="20"/>
+                <w:szCs w:val="20"/>
+              </w:rPr>
+              <w:br/>
+              <w:t xml:space="preserve"/>
+            </w:r>
+            <w:r>
+              <w:rPr>
+                <w:rFonts w:ascii="Arial" w:cs="Arial" w:eastAsia="Arial" w:hAnsi="Arial"/>
+                <w:b w:val="false"/>
+                <w:bCs w:val="false"/>
+                <w:i w:val="false"/>
+                <w:iCs w:val="false"/>
+                <w:color w:val="000000"/>
+                <w:sz w:val="20"/>
+                <w:szCs w:val="20"/>
+              </w:rPr>
+              <w:t xml:space="preserve">    • User gets immediate feedback</w:t>
+            </w:r>
+            <w:r>
+              <w:rPr>
+                <w:rFonts w:ascii="Arial" w:cs="Arial" w:eastAsia="Arial" w:hAnsi="Arial"/>
+                <w:sz w:val="20"/>
+                <w:szCs w:val="20"/>
+              </w:rPr>
+              <w:br/>
+              <w:t xml:space="preserve"/>
+            </w:r>
+            <w:r>
+              <w:rPr>
+                <w:rFonts w:ascii="Arial" w:cs="Arial" w:eastAsia="Arial" w:hAnsi="Arial"/>
+                <w:b w:val="false"/>
+                <w:bCs w:val="false"/>
+                <w:i w:val="false"/>
+                <w:iCs w:val="false"/>
+                <w:color w:val="000000"/>
+                <w:sz w:val="20"/>
+                <w:szCs w:val="20"/>
+              </w:rPr>
+              <w:t xml:space="preserve">    • Loop guarantees valid input for the rest of the program</w:t>
+            </w:r>
+            <w:r>
+              <w:rPr>
+                <w:rFonts w:ascii="Arial" w:cs="Arial" w:eastAsia="Arial" w:hAnsi="Arial"/>
+                <w:sz w:val="20"/>
+                <w:szCs w:val="20"/>
+              </w:rPr>
+              <w:br/>
+              <w:t xml:space="preserve"/>
+            </w:r>
+            <w:r>
+              <w:rPr>
+                <w:rFonts w:ascii="Arial" w:cs="Arial" w:eastAsia="Arial" w:hAnsi="Arial"/>
+                <w:sz w:val="20"/>
+                <w:szCs w:val="20"/>
+              </w:rPr>
+              <w:br/>
+              <w:t xml:space="preserve"/>
+            </w:r>
+            <w:r>
+              <w:rPr>
+                <w:rFonts w:ascii="Arial" w:cs="Arial" w:eastAsia="Arial" w:hAnsi="Arial"/>
+                <w:b/>
+                <w:bCs/>
+                <w:i w:val="false"/>
+                <w:iCs w:val="false"/>
+                <w:color w:val="000000"/>
+                <w:sz w:val="20"/>
+                <w:szCs w:val="20"/>
+              </w:rPr>
+              <w:t xml:space="preserve">Vocabulary: </w:t>
+            </w:r>
+            <w:r>
+              <w:rPr>
+                <w:rFonts w:ascii="Arial" w:cs="Arial" w:eastAsia="Arial" w:hAnsi="Arial"/>
+                <w:b w:val="false"/>
+                <w:bCs w:val="false"/>
+                <w:i w:val="false"/>
+                <w:iCs w:val="false"/>
+                <w:color w:val="000000"/>
+                <w:sz w:val="20"/>
+                <w:szCs w:val="20"/>
+              </w:rPr>
+              <w:t xml:space="preserve">Input validation, Types of validation, Range check, Type check, Pattern check, List check</w:t>
+            </w:r>
+            <w:r>
+              <w:rPr>
+                <w:rFonts w:ascii="Arial" w:cs="Arial" w:eastAsia="Arial" w:hAnsi="Arial"/>
+                <w:sz w:val="20"/>
+                <w:szCs w:val="20"/>
+              </w:rPr>
+              <w:br/>
+              <w:t xml:space="preserve"/>
+            </w:r>
+            <w:r>
+              <w:rPr>
+                <w:rFonts w:ascii="Arial" w:cs="Arial" w:eastAsia="Arial" w:hAnsi="Arial"/>
+                <w:sz w:val="20"/>
+                <w:szCs w:val="20"/>
+              </w:rPr>
+              <w:br/>
+              <w:t xml:space="preserve"/>
+            </w:r>
+            <w:r>
+              <w:rPr>
+                <w:rFonts w:ascii="Arial" w:cs="Arial" w:eastAsia="Arial" w:hAnsi="Arial"/>
+                <w:b/>
+                <w:bCs/>
+                <w:i/>
+                <w:iCs/>
+                <w:color w:val="555555"/>
+                <w:sz w:val="20"/>
+                <w:szCs w:val="20"/>
+              </w:rPr>
+              <w:t xml:space="preserve">→ Live Demo — </w:t>
+            </w:r>
+            <w:r>
+              <w:rPr>
+                <w:rFonts w:ascii="Arial" w:cs="Arial" w:eastAsia="Arial" w:hAnsi="Arial"/>
+                <w:b w:val="false"/>
+                <w:bCs w:val="false"/>
+                <w:i/>
+                <w:iCs/>
+                <w:color w:val="555555"/>
+                <w:sz w:val="20"/>
+                <w:szCs w:val="20"/>
+              </w:rPr>
+              <w:t xml:space="preserve">type examples as students follow along in their own editor.</w:t>
+            </w:r>
+            <w:r>
+              <w:rPr>
+                <w:rFonts w:ascii="Arial" w:cs="Arial" w:eastAsia="Arial" w:hAnsi="Arial"/>
+                <w:sz w:val="20"/>
+                <w:szCs w:val="20"/>
+              </w:rPr>
+              <w:br/>
+              <w:t xml:space="preserve"/>
+            </w:r>
+            <w:r>
+              <w:rPr>
+                <w:rFonts w:ascii="Arial" w:cs="Arial" w:eastAsia="Arial" w:hAnsi="Arial"/>
+                <w:b/>
+                <w:bCs/>
+                <w:i/>
+                <w:iCs/>
+                <w:color w:val="555555"/>
+                <w:sz w:val="20"/>
+                <w:szCs w:val="20"/>
+              </w:rPr>
+              <w:t xml:space="preserve">→ Check for Understanding: </w:t>
+            </w:r>
+            <w:r>
+              <w:rPr>
+                <w:rFonts w:ascii="Arial" w:cs="Arial" w:eastAsia="Arial" w:hAnsi="Arial"/>
+                <w:b w:val="false"/>
+                <w:bCs w:val="false"/>
+                <w:i/>
+                <w:iCs/>
+                <w:color w:val="555555"/>
+                <w:sz w:val="20"/>
+                <w:szCs w:val="20"/>
+              </w:rPr>
+              <w:t xml:space="preserve">pause and cold-call: “Can someone explain what we just did in their own words?”</w:t>
             </w:r>
           </w:p>
         </w:tc>
@@ -377,9 +977,9 @@
               <w:right w:val="single" w:color="CCCCCC" w:sz="1"/>
             </w:tcBorders>
             <w:tcMar>
-              <w:top w:type="dxa" w:w="60"/>
+              <w:top w:type="dxa" w:w="80"/>
               <w:left w:type="dxa" w:w="120"/>
-              <w:bottom w:type="dxa" w:w="60"/>
+              <w:bottom w:type="dxa" w:w="80"/>
               <w:right w:type="dxa" w:w="120"/>
             </w:tcMar>
           </w:tcPr>
@@ -406,20 +1006,90 @@
               <w:right w:val="single" w:color="CCCCCC" w:sz="1"/>
             </w:tcBorders>
             <w:tcMar>
-              <w:top w:type="dxa" w:w="60"/>
+              <w:top w:type="dxa" w:w="80"/>
               <w:left w:type="dxa" w:w="120"/>
-              <w:bottom w:type="dxa" w:w="60"/>
+              <w:bottom w:type="dxa" w:w="80"/>
               <w:right w:type="dxa" w:w="120"/>
             </w:tcMar>
           </w:tcPr>
           <w:p>
-            <w:r>
-              <w:rPr>
-                <w:rFonts w:ascii="Arial" w:cs="Arial" w:eastAsia="Arial" w:hAnsi="Arial"/>
-                <w:sz w:val="20"/>
-                <w:szCs w:val="20"/>
+            <w:pPr>
+              <w:spacing w:after="80" w:before="80"/>
+            </w:pPr>
+            <w:r>
+              <w:rPr>
+                <w:rFonts w:ascii="Arial" w:cs="Arial" w:eastAsia="Arial" w:hAnsi="Arial"/>
+                <w:b/>
+                <w:bCs/>
+                <w:i w:val="false"/>
+                <w:iCs w:val="false"/>
+                <w:color w:val="000000"/>
+                <w:sz w:val="22"/>
+                <w:szCs w:val="22"/>
               </w:rPr>
               <w:t xml:space="preserve">Guided Practice</w:t>
+            </w:r>
+            <w:r>
+              <w:rPr>
+                <w:rFonts w:ascii="Arial" w:cs="Arial" w:eastAsia="Arial" w:hAnsi="Arial"/>
+                <w:sz w:val="20"/>
+                <w:szCs w:val="20"/>
+              </w:rPr>
+              <w:br/>
+              <w:t xml:space="preserve"/>
+            </w:r>
+            <w:r>
+              <w:rPr>
+                <w:rFonts w:ascii="Arial" w:cs="Arial" w:eastAsia="Arial" w:hAnsi="Arial"/>
+                <w:sz w:val="20"/>
+                <w:szCs w:val="20"/>
+              </w:rPr>
+              <w:br/>
+              <w:t xml:space="preserve"/>
+            </w:r>
+            <w:r>
+              <w:rPr>
+                <w:rFonts w:ascii="Arial" w:cs="Arial" w:eastAsia="Arial" w:hAnsi="Arial"/>
+                <w:b w:val="false"/>
+                <w:bCs w:val="false"/>
+                <w:i w:val="false"/>
+                <w:iCs w:val="false"/>
+                <w:color w:val="000000"/>
+                <w:sz w:val="20"/>
+                <w:szCs w:val="20"/>
+              </w:rPr>
+              <w:t xml:space="preserve">Write a program that:</w:t>
+            </w:r>
+            <w:r>
+              <w:rPr>
+                <w:rFonts w:ascii="Arial" w:cs="Arial" w:eastAsia="Arial" w:hAnsi="Arial"/>
+                <w:sz w:val="20"/>
+                <w:szCs w:val="20"/>
+              </w:rPr>
+              <w:br/>
+              <w:t xml:space="preserve"/>
+            </w:r>
+            <w:r>
+              <w:rPr>
+                <w:rFonts w:ascii="Arial" w:cs="Arial" w:eastAsia="Arial" w:hAnsi="Arial"/>
+                <w:sz w:val="20"/>
+                <w:szCs w:val="20"/>
+              </w:rPr>
+              <w:br/>
+              <w:t xml:space="preserve"/>
+            </w:r>
+            <w:r>
+              <w:rPr>
+                <w:rFonts w:ascii="Arial" w:cs="Arial" w:eastAsia="Arial" w:hAnsi="Arial"/>
+                <w:b w:val="false"/>
+                <w:bCs w:val="false"/>
+                <w:i/>
+                <w:iCs/>
+                <w:color w:val="555555"/>
+                <w:sz w:val="20"/>
+                <w:szCs w:val="20"/>
+              </w:rPr>
+              <w:t xml:space="preserve">→ Teacher models — students try alongside, then compare results.</w:t>
             </w:r>
           </w:p>
         </w:tc>
@@ -435,9 +1105,9 @@
               <w:right w:val="single" w:color="CCCCCC" w:sz="1"/>
             </w:tcBorders>
             <w:tcMar>
-              <w:top w:type="dxa" w:w="60"/>
+              <w:top w:type="dxa" w:w="80"/>
               <w:left w:type="dxa" w:w="120"/>
-              <w:bottom w:type="dxa" w:w="60"/>
+              <w:bottom w:type="dxa" w:w="80"/>
               <w:right w:type="dxa" w:w="120"/>
             </w:tcMar>
           </w:tcPr>
@@ -450,7 +1120,7 @@
                 <w:sz w:val="20"/>
                 <w:szCs w:val="20"/>
               </w:rPr>
-              <w:t xml:space="preserve">15-20 min</w:t>
+              <w:t xml:space="preserve">15–20 min</w:t>
             </w:r>
           </w:p>
         </w:tc>
@@ -464,20 +1134,164 @@
               <w:right w:val="single" w:color="CCCCCC" w:sz="1"/>
             </w:tcBorders>
             <w:tcMar>
-              <w:top w:type="dxa" w:w="60"/>
+              <w:top w:type="dxa" w:w="80"/>
               <w:left w:type="dxa" w:w="120"/>
-              <w:bottom w:type="dxa" w:w="60"/>
+              <w:bottom w:type="dxa" w:w="80"/>
               <w:right w:type="dxa" w:w="120"/>
             </w:tcMar>
           </w:tcPr>
           <w:p>
-            <w:r>
-              <w:rPr>
-                <w:rFonts w:ascii="Arial" w:cs="Arial" w:eastAsia="Arial" w:hAnsi="Arial"/>
-                <w:sz w:val="20"/>
-                <w:szCs w:val="20"/>
+            <w:pPr>
+              <w:spacing w:after="80" w:before="80"/>
+            </w:pPr>
+            <w:r>
+              <w:rPr>
+                <w:rFonts w:ascii="Arial" w:cs="Arial" w:eastAsia="Arial" w:hAnsi="Arial"/>
+                <w:b/>
+                <w:bCs/>
+                <w:i w:val="false"/>
+                <w:iCs w:val="false"/>
+                <w:color w:val="000000"/>
+                <w:sz w:val="22"/>
+                <w:szCs w:val="22"/>
               </w:rPr>
               <w:t xml:space="preserve">Independent Practice / Code Along</w:t>
+            </w:r>
+            <w:r>
+              <w:rPr>
+                <w:rFonts w:ascii="Arial" w:cs="Arial" w:eastAsia="Arial" w:hAnsi="Arial"/>
+                <w:sz w:val="20"/>
+                <w:szCs w:val="20"/>
+              </w:rPr>
+              <w:br/>
+              <w:t xml:space="preserve"/>
+            </w:r>
+            <w:r>
+              <w:rPr>
+                <w:rFonts w:ascii="Arial" w:cs="Arial" w:eastAsia="Arial" w:hAnsi="Arial"/>
+                <w:b/>
+                <w:bCs/>
+                <w:i w:val="false"/>
+                <w:iCs w:val="false"/>
+                <w:color w:val="000000"/>
+                <w:sz w:val="20"/>
+                <w:szCs w:val="20"/>
+              </w:rPr>
+              <w:t xml:space="preserve">    Beginner: </w:t>
+            </w:r>
+            <w:r>
+              <w:rPr>
+                <w:rFonts w:ascii="Arial" w:cs="Arial" w:eastAsia="Arial" w:hAnsi="Arial"/>
+                <w:b w:val="false"/>
+                <w:bCs w:val="false"/>
+                <w:i w:val="false"/>
+                <w:iCs w:val="false"/>
+                <w:color w:val="000000"/>
+                <w:sz w:val="20"/>
+                <w:szCs w:val="20"/>
+              </w:rPr>
+              <w:t xml:space="preserve">Write a validation loop that asks for a grade (A, B, C, D, F) and keeps asking until one of these is entered.</w:t>
+            </w:r>
+            <w:r>
+              <w:rPr>
+                <w:rFonts w:ascii="Arial" w:cs="Arial" w:eastAsia="Arial" w:hAnsi="Arial"/>
+                <w:sz w:val="20"/>
+                <w:szCs w:val="20"/>
+              </w:rPr>
+              <w:br/>
+              <w:t xml:space="preserve"/>
+            </w:r>
+            <w:r>
+              <w:rPr>
+                <w:rFonts w:ascii="Arial" w:cs="Arial" w:eastAsia="Arial" w:hAnsi="Arial"/>
+                <w:b/>
+                <w:bCs/>
+                <w:i w:val="false"/>
+                <w:iCs w:val="false"/>
+                <w:color w:val="000000"/>
+                <w:sz w:val="20"/>
+                <w:szCs w:val="20"/>
+              </w:rPr>
+              <w:t xml:space="preserve">    Intermediate: </w:t>
+            </w:r>
+            <w:r>
+              <w:rPr>
+                <w:rFonts w:ascii="Arial" w:cs="Arial" w:eastAsia="Arial" w:hAnsi="Arial"/>
+                <w:b w:val="false"/>
+                <w:bCs w:val="false"/>
+                <w:i w:val="false"/>
+                <w:iCs w:val="false"/>
+                <w:color w:val="000000"/>
+                <w:sz w:val="20"/>
+                <w:szCs w:val="20"/>
+              </w:rPr>
+              <w:t xml:space="preserve">Write a validation loop that asks for a quantity (must be 1–100) and a price per item (must be positive). Accept both, then calculate and pr…</w:t>
+            </w:r>
+            <w:r>
+              <w:rPr>
+                <w:rFonts w:ascii="Arial" w:cs="Arial" w:eastAsia="Arial" w:hAnsi="Arial"/>
+                <w:sz w:val="20"/>
+                <w:szCs w:val="20"/>
+              </w:rPr>
+              <w:br/>
+              <w:t xml:space="preserve"/>
+            </w:r>
+            <w:r>
+              <w:rPr>
+                <w:rFonts w:ascii="Arial" w:cs="Arial" w:eastAsia="Arial" w:hAnsi="Arial"/>
+                <w:b/>
+                <w:bCs/>
+                <w:i w:val="false"/>
+                <w:iCs w:val="false"/>
+                <w:color w:val="000000"/>
+                <w:sz w:val="20"/>
+                <w:szCs w:val="20"/>
+              </w:rPr>
+              <w:t xml:space="preserve">    Challenge: </w:t>
+            </w:r>
+            <w:r>
+              <w:rPr>
+                <w:rFonts w:ascii="Arial" w:cs="Arial" w:eastAsia="Arial" w:hAnsi="Arial"/>
+                <w:b w:val="false"/>
+                <w:bCs w:val="false"/>
+                <w:i w:val="false"/>
+                <w:iCs w:val="false"/>
+                <w:color w:val="000000"/>
+                <w:sz w:val="20"/>
+                <w:szCs w:val="20"/>
+              </w:rPr>
+              <w:t xml:space="preserve">Write a program that validates three pieces of information: - Name (non-empty string) - Age (1–120) - Email (must contain "@" and ".") Ask f…</w:t>
+            </w:r>
+            <w:r>
+              <w:rPr>
+                <w:rFonts w:ascii="Arial" w:cs="Arial" w:eastAsia="Arial" w:hAnsi="Arial"/>
+                <w:sz w:val="20"/>
+                <w:szCs w:val="20"/>
+              </w:rPr>
+              <w:br/>
+              <w:t xml:space="preserve"/>
+            </w:r>
+            <w:r>
+              <w:rPr>
+                <w:rFonts w:ascii="Arial" w:cs="Arial" w:eastAsia="Arial" w:hAnsi="Arial"/>
+                <w:sz w:val="20"/>
+                <w:szCs w:val="20"/>
+              </w:rPr>
+              <w:br/>
+              <w:t xml:space="preserve"/>
+            </w:r>
+            <w:r>
+              <w:rPr>
+                <w:rFonts w:ascii="Arial" w:cs="Arial" w:eastAsia="Arial" w:hAnsi="Arial"/>
+                <w:b w:val="false"/>
+                <w:bCs w:val="false"/>
+                <w:i/>
+                <w:iCs/>
+                <w:color w:val="555555"/>
+                <w:sz w:val="20"/>
+                <w:szCs w:val="20"/>
+              </w:rPr>
+              <w:t xml:space="preserve">→ Teacher circulates — offer hints, check for understanding.</w:t>
             </w:r>
           </w:p>
         </w:tc>
@@ -493,9 +1307,9 @@
               <w:right w:val="single" w:color="CCCCCC" w:sz="1"/>
             </w:tcBorders>
             <w:tcMar>
-              <w:top w:type="dxa" w:w="60"/>
+              <w:top w:type="dxa" w:w="80"/>
               <w:left w:type="dxa" w:w="120"/>
-              <w:bottom w:type="dxa" w:w="60"/>
+              <w:bottom w:type="dxa" w:w="80"/>
               <w:right w:type="dxa" w:w="120"/>
             </w:tcMar>
           </w:tcPr>
@@ -522,20 +1336,90 @@
               <w:right w:val="single" w:color="CCCCCC" w:sz="1"/>
             </w:tcBorders>
             <w:tcMar>
-              <w:top w:type="dxa" w:w="60"/>
+              <w:top w:type="dxa" w:w="80"/>
               <w:left w:type="dxa" w:w="120"/>
-              <w:bottom w:type="dxa" w:w="60"/>
+              <w:bottom w:type="dxa" w:w="80"/>
               <w:right w:type="dxa" w:w="120"/>
             </w:tcMar>
           </w:tcPr>
           <w:p>
-            <w:r>
-              <w:rPr>
-                <w:rFonts w:ascii="Arial" w:cs="Arial" w:eastAsia="Arial" w:hAnsi="Arial"/>
-                <w:sz w:val="20"/>
-                <w:szCs w:val="20"/>
+            <w:pPr>
+              <w:spacing w:after="80" w:before="80"/>
+            </w:pPr>
+            <w:r>
+              <w:rPr>
+                <w:rFonts w:ascii="Arial" w:cs="Arial" w:eastAsia="Arial" w:hAnsi="Arial"/>
+                <w:b/>
+                <w:bCs/>
+                <w:i w:val="false"/>
+                <w:iCs w:val="false"/>
+                <w:color w:val="000000"/>
+                <w:sz w:val="22"/>
+                <w:szCs w:val="22"/>
               </w:rPr>
               <w:t xml:space="preserve">Exit Ticket / Wrap-Up</w:t>
+            </w:r>
+            <w:r>
+              <w:rPr>
+                <w:rFonts w:ascii="Arial" w:cs="Arial" w:eastAsia="Arial" w:hAnsi="Arial"/>
+                <w:sz w:val="20"/>
+                <w:szCs w:val="20"/>
+              </w:rPr>
+              <w:br/>
+              <w:t xml:space="preserve"/>
+            </w:r>
+            <w:r>
+              <w:rPr>
+                <w:rFonts w:ascii="Arial" w:cs="Arial" w:eastAsia="Arial" w:hAnsi="Arial"/>
+                <w:sz w:val="20"/>
+                <w:szCs w:val="20"/>
+              </w:rPr>
+              <w:br/>
+              <w:t xml:space="preserve"/>
+            </w:r>
+            <w:r>
+              <w:rPr>
+                <w:rFonts w:ascii="Arial" w:cs="Arial" w:eastAsia="Arial" w:hAnsi="Arial"/>
+                <w:b w:val="false"/>
+                <w:bCs w:val="false"/>
+                <w:i w:val="false"/>
+                <w:iCs w:val="false"/>
+                <w:color w:val="000000"/>
+                <w:sz w:val="20"/>
+                <w:szCs w:val="20"/>
+              </w:rPr>
+              <w:t xml:space="preserve">Quick Check: Write loops that repeatedly ask for input until the user provides valid data?</w:t>
+            </w:r>
+            <w:r>
+              <w:rPr>
+                <w:rFonts w:ascii="Arial" w:cs="Arial" w:eastAsia="Arial" w:hAnsi="Arial"/>
+                <w:sz w:val="20"/>
+                <w:szCs w:val="20"/>
+              </w:rPr>
+              <w:br/>
+              <w:t xml:space="preserve"/>
+            </w:r>
+            <w:r>
+              <w:rPr>
+                <w:rFonts w:ascii="Arial" w:cs="Arial" w:eastAsia="Arial" w:hAnsi="Arial"/>
+                <w:sz w:val="20"/>
+                <w:szCs w:val="20"/>
+              </w:rPr>
+              <w:br/>
+              <w:t xml:space="preserve"/>
+            </w:r>
+            <w:r>
+              <w:rPr>
+                <w:rFonts w:ascii="Arial" w:cs="Arial" w:eastAsia="Arial" w:hAnsi="Arial"/>
+                <w:b w:val="false"/>
+                <w:bCs w:val="false"/>
+                <w:i/>
+                <w:iCs/>
+                <w:color w:val="555555"/>
+                <w:sz w:val="20"/>
+                <w:szCs w:val="20"/>
+              </w:rPr>
+              <w:t xml:space="preserve">→ 3–2–1: Name 3 things learned, 2 new vocab words, 1 question you still have.</w:t>
             </w:r>
           </w:p>
         </w:tc>
@@ -906,19 +1790,6 @@
               <w:t xml:space="preserve">        print("Invalid input. Please try again.")</w:t>
             </w:r>
           </w:p>
-          <w:p>
-            <w:pPr>
-              <w:spacing w:after="20"/>
-            </w:pPr>
-            <w:r>
-              <w:rPr>
-                <w:rFonts w:ascii="Courier New" w:cs="Courier New" w:eastAsia="Courier New" w:hAnsi="Courier New"/>
-                <w:sz w:val="18"/>
-                <w:szCs w:val="18"/>
-              </w:rPr>
-              <w:t xml:space="preserve"># value is now guaranteed to be valid</w:t>
-            </w:r>
-          </w:p>
         </w:tc>
       </w:tr>
     </w:tbl>
@@ -970,19 +1841,6 @@
                 <w:sz w:val="18"/>
                 <w:szCs w:val="18"/>
               </w:rPr>
-              <w:t xml:space="preserve"># Example 1: Age validation (range check)</w:t>
-            </w:r>
-          </w:p>
-          <w:p>
-            <w:pPr>
-              <w:spacing w:after="20"/>
-            </w:pPr>
-            <w:r>
-              <w:rPr>
-                <w:rFonts w:ascii="Courier New" w:cs="Courier New" w:eastAsia="Courier New" w:hAnsi="Courier New"/>
-                <w:sz w:val="18"/>
-                <w:szCs w:val="18"/>
-              </w:rPr>
               <w:t xml:space="preserve">while True:</w:t>
             </w:r>
           </w:p>
@@ -1074,7 +1932,7 @@
                 <w:sz w:val="18"/>
                 <w:szCs w:val="18"/>
               </w:rPr>
-              <w:t xml:space="preserve"># Example 2: Menu choice (list check)</w:t>
+              <w:t xml:space="preserve"> </w:t>
             </w:r>
           </w:p>
           <w:p>
@@ -1217,7 +2075,7 @@
                 <w:sz w:val="18"/>
                 <w:szCs w:val="18"/>
               </w:rPr>
-              <w:t xml:space="preserve"># Example 3: Password strength (pattern check)</w:t>
+              <w:t xml:space="preserve"> </w:t>
             </w:r>
           </w:p>
           <w:p>
@@ -1334,7 +2192,7 @@
                 <w:sz w:val="18"/>
                 <w:szCs w:val="18"/>
               </w:rPr>
-              <w:t xml:space="preserve"># Example 4: Non-negative number</w:t>
+              <w:t xml:space="preserve"> </w:t>
             </w:r>
           </w:p>
           <w:p>
@@ -1477,7 +2335,7 @@
                 <w:sz w:val="18"/>
                 <w:szCs w:val="18"/>
               </w:rPr>
-              <w:t xml:space="preserve"># Example 5: Yes/no decision</w:t>
+              <w:t xml:space="preserve"> </w:t>
             </w:r>
           </w:p>
           <w:p>
@@ -1648,19 +2506,6 @@
                 <w:sz w:val="18"/>
                 <w:szCs w:val="18"/>
               </w:rPr>
-              <w:t xml:space="preserve"># Starter code</w:t>
-            </w:r>
-          </w:p>
-          <w:p>
-            <w:pPr>
-              <w:spacing w:after="20"/>
-            </w:pPr>
-            <w:r>
-              <w:rPr>
-                <w:rFonts w:ascii="Courier New" w:cs="Courier New" w:eastAsia="Courier New" w:hAnsi="Courier New"/>
-                <w:sz w:val="18"/>
-                <w:szCs w:val="18"/>
-              </w:rPr>
               <w:t xml:space="preserve">while True:</w:t>
             </w:r>
           </w:p>
@@ -1741,19 +2586,6 @@
                 <w:sz w:val="18"/>
                 <w:szCs w:val="18"/>
               </w:rPr>
-              <w:t xml:space="preserve"># Problem 1 Example</w:t>
-            </w:r>
-          </w:p>
-          <w:p>
-            <w:pPr>
-              <w:spacing w:after="20"/>
-            </w:pPr>
-            <w:r>
-              <w:rPr>
-                <w:rFonts w:ascii="Courier New" w:cs="Courier New" w:eastAsia="Courier New" w:hAnsi="Courier New"/>
-                <w:sz w:val="18"/>
-                <w:szCs w:val="18"/>
-              </w:rPr>
               <w:t xml:space="preserve">while True:</w:t>
             </w:r>
           </w:p>
@@ -1845,7 +2677,7 @@
                 <w:sz w:val="18"/>
                 <w:szCs w:val="18"/>
               </w:rPr>
-              <w:t xml:space="preserve"># Problem 2 Example</w:t>
+              <w:t xml:space="preserve"> </w:t>
             </w:r>
           </w:p>
           <w:p>
@@ -2053,7 +2885,7 @@
                 <w:sz w:val="18"/>
                 <w:szCs w:val="18"/>
               </w:rPr>
-              <w:t xml:space="preserve"># Problem 3 Example</w:t>
+              <w:t xml:space="preserve"> </w:t>
             </w:r>
           </w:p>
           <w:p>

--- a/Coding 1 - year/Unit 4 - Loops and Iteration/Daily Lesson Plans/Word/Day 74.docx
+++ b/Coding 1 - year/Unit 4 - Loops and Iteration/Daily Lesson Plans/Word/Day 74.docx
@@ -380,7 +380,7 @@
                 <w:sz w:val="20"/>
                 <w:szCs w:val="20"/>
               </w:rPr>
-              <w:t xml:space="preserve">    What do you already know about how to write loops that repeatedly ask for input until the user provides valid data?</w:t>
+              <w:t xml:space="preserve">    If you had to write loops that repeatedly ask for input until the user provides valid data, what would be the very first line of code you'd write? Why?</w:t>
             </w:r>
             <w:r>
               <w:rPr>
@@ -477,7 +477,7 @@
                 <w:sz w:val="20"/>
                 <w:szCs w:val="20"/>
               </w:rPr>
-              <w:t xml:space="preserve">Today's Goal: By the end of class you will be able to write loops that repeatedly ask for input until the user provides valid data.</w:t>
+              <w:t xml:space="preserve">Today’s Goal: By the end of class you will be able to write loops that repeatedly ask for input until the user provides valid data.</w:t>
             </w:r>
             <w:r>
               <w:rPr>
@@ -1388,7 +1388,7 @@
                 <w:sz w:val="20"/>
                 <w:szCs w:val="20"/>
               </w:rPr>
-              <w:t xml:space="preserve">Quick Check: Write loops that repeatedly ask for input until the user provides valid data?</w:t>
+              <w:t xml:space="preserve">Without looking at your notes, write pseudocode showing how to write loops that repeatedly ask for input until the user provides valid data.</w:t>
             </w:r>
             <w:r>
               <w:rPr>
